--- a/lab5/Lab5_AdrianMutu_FAF-242.docx
+++ b/lab5/Lab5_AdrianMutu_FAF-242.docx
@@ -762,7 +762,7 @@
       <w:r>
         <w:drawing>
           <wp:inline distT="0" distB="0" distL="0" distR="0">
-            <wp:extent cx="4095750" cy="1314450"/>
+            <wp:extent cx="4095750" cy="1178002"/>
             <wp:effectExtent t="0" r="0" b="0" l="0"/>
             <wp:docPr id="2" name=""/>
             <wp:cNvGraphicFramePr>
@@ -787,7 +787,7 @@
                   <pic:spPr bwMode="auto">
                     <a:xfrm>
                       <a:off x="0" y="0"/>
-                      <a:ext cx="4095750" cy="1314450"/>
+                      <a:ext cx="4095750" cy="1178002"/>
                     </a:xfrm>
                     <a:prstGeom prst="rect">
                       <a:avLst/>
@@ -823,7 +823,7 @@
       <w:r>
         <w:drawing>
           <wp:inline distT="0" distB="0" distL="0" distR="0">
-            <wp:extent cx="4095750" cy="1590675"/>
+            <wp:extent cx="4095750" cy="1455106"/>
             <wp:effectExtent t="0" r="0" b="0" l="0"/>
             <wp:docPr id="3" name=""/>
             <wp:cNvGraphicFramePr>
@@ -848,7 +848,7 @@
                   <pic:spPr bwMode="auto">
                     <a:xfrm>
                       <a:off x="0" y="0"/>
-                      <a:ext cx="4095750" cy="1590675"/>
+                      <a:ext cx="4095750" cy="1455106"/>
                     </a:xfrm>
                     <a:prstGeom prst="rect">
                       <a:avLst/>
@@ -884,7 +884,7 @@
       <w:r>
         <w:drawing>
           <wp:inline distT="0" distB="0" distL="0" distR="0">
-            <wp:extent cx="4095750" cy="1152525"/>
+            <wp:extent cx="4095750" cy="1023511"/>
             <wp:effectExtent t="0" r="0" b="0" l="0"/>
             <wp:docPr id="4" name=""/>
             <wp:cNvGraphicFramePr>
@@ -909,7 +909,7 @@
                   <pic:spPr bwMode="auto">
                     <a:xfrm>
                       <a:off x="0" y="0"/>
-                      <a:ext cx="4095750" cy="1152525"/>
+                      <a:ext cx="4095750" cy="1023511"/>
                     </a:xfrm>
                     <a:prstGeom prst="rect">
                       <a:avLst/>
@@ -1263,7 +1263,7 @@
       <w:r>
         <w:drawing>
           <wp:inline distT="0" distB="0" distL="0" distR="0">
-            <wp:extent cx="4095750" cy="1352550"/>
+            <wp:extent cx="4095750" cy="1221658"/>
             <wp:effectExtent t="0" r="0" b="0" l="0"/>
             <wp:docPr id="5" name=""/>
             <wp:cNvGraphicFramePr>
@@ -1288,7 +1288,7 @@
                   <pic:spPr bwMode="auto">
                     <a:xfrm>
                       <a:off x="0" y="0"/>
-                      <a:ext cx="4095750" cy="1352550"/>
+                      <a:ext cx="4095750" cy="1221658"/>
                     </a:xfrm>
                     <a:prstGeom prst="rect">
                       <a:avLst/>
@@ -1324,7 +1324,7 @@
       <w:r>
         <w:drawing>
           <wp:inline distT="0" distB="0" distL="0" distR="0">
-            <wp:extent cx="4095750" cy="1133475"/>
+            <wp:extent cx="4095750" cy="983014"/>
             <wp:effectExtent t="0" r="0" b="0" l="0"/>
             <wp:docPr id="6" name=""/>
             <wp:cNvGraphicFramePr>
@@ -1349,7 +1349,7 @@
                   <pic:spPr bwMode="auto">
                     <a:xfrm>
                       <a:off x="0" y="0"/>
-                      <a:ext cx="4095750" cy="1133475"/>
+                      <a:ext cx="4095750" cy="983014"/>
                     </a:xfrm>
                     <a:prstGeom prst="rect">
                       <a:avLst/>
@@ -1385,7 +1385,7 @@
       <w:r>
         <w:drawing>
           <wp:inline distT="0" distB="0" distL="0" distR="0">
-            <wp:extent cx="4095750" cy="1200150"/>
+            <wp:extent cx="4095750" cy="1065805"/>
             <wp:effectExtent t="0" r="0" b="0" l="0"/>
             <wp:docPr id="7" name=""/>
             <wp:cNvGraphicFramePr>
@@ -1410,7 +1410,7 @@
                   <pic:spPr bwMode="auto">
                     <a:xfrm>
                       <a:off x="0" y="0"/>
-                      <a:ext cx="4095750" cy="1200150"/>
+                      <a:ext cx="4095750" cy="1065805"/>
                     </a:xfrm>
                     <a:prstGeom prst="rect">
                       <a:avLst/>
@@ -1446,7 +1446,7 @@
       <w:r>
         <w:drawing>
           <wp:inline distT="0" distB="0" distL="0" distR="0">
-            <wp:extent cx="4095750" cy="828675"/>
+            <wp:extent cx="4095750" cy="653603"/>
             <wp:effectExtent t="0" r="0" b="0" l="0"/>
             <wp:docPr id="8" name=""/>
             <wp:cNvGraphicFramePr>
@@ -1471,7 +1471,7 @@
                   <pic:spPr bwMode="auto">
                     <a:xfrm>
                       <a:off x="0" y="0"/>
-                      <a:ext cx="4095750" cy="828675"/>
+                      <a:ext cx="4095750" cy="653603"/>
                     </a:xfrm>
                     <a:prstGeom prst="rect">
                       <a:avLst/>
@@ -1507,7 +1507,7 @@
       <w:r>
         <w:drawing>
           <wp:inline distT="0" distB="0" distL="0" distR="0">
-            <wp:extent cx="4095750" cy="1047750"/>
+            <wp:extent cx="4095750" cy="894421"/>
             <wp:effectExtent t="0" r="0" b="0" l="0"/>
             <wp:docPr id="9" name=""/>
             <wp:cNvGraphicFramePr>
@@ -1532,7 +1532,7 @@
                   <pic:spPr bwMode="auto">
                     <a:xfrm>
                       <a:off x="0" y="0"/>
-                      <a:ext cx="4095750" cy="1047750"/>
+                      <a:ext cx="4095750" cy="894421"/>
                     </a:xfrm>
                     <a:prstGeom prst="rect">
                       <a:avLst/>
@@ -1833,7 +1833,7 @@
       <w:r>
         <w:drawing>
           <wp:inline distT="0" distB="0" distL="0" distR="0">
-            <wp:extent cx="4095750" cy="1181100"/>
+            <wp:extent cx="4095750" cy="1008256"/>
             <wp:effectExtent t="0" r="0" b="0" l="0"/>
             <wp:docPr id="10" name=""/>
             <wp:cNvGraphicFramePr>
@@ -1858,7 +1858,7 @@
                   <pic:spPr bwMode="auto">
                     <a:xfrm>
                       <a:off x="0" y="0"/>
-                      <a:ext cx="4095750" cy="1181100"/>
+                      <a:ext cx="4095750" cy="1008256"/>
                     </a:xfrm>
                     <a:prstGeom prst="rect">
                       <a:avLst/>
@@ -1894,7 +1894,7 @@
       <w:r>
         <w:drawing>
           <wp:inline distT="0" distB="0" distL="0" distR="0">
-            <wp:extent cx="4095750" cy="866775"/>
+            <wp:extent cx="4095750" cy="707246"/>
             <wp:effectExtent t="0" r="0" b="0" l="0"/>
             <wp:docPr id="11" name=""/>
             <wp:cNvGraphicFramePr>
@@ -1919,7 +1919,7 @@
                   <pic:spPr bwMode="auto">
                     <a:xfrm>
                       <a:off x="0" y="0"/>
-                      <a:ext cx="4095750" cy="866775"/>
+                      <a:ext cx="4095750" cy="707246"/>
                     </a:xfrm>
                     <a:prstGeom prst="rect">
                       <a:avLst/>
@@ -1955,7 +1955,7 @@
       <w:r>
         <w:drawing>
           <wp:inline distT="0" distB="0" distL="0" distR="0">
-            <wp:extent cx="4095750" cy="1257300"/>
+            <wp:extent cx="4095750" cy="1090402"/>
             <wp:effectExtent t="0" r="0" b="0" l="0"/>
             <wp:docPr id="12" name=""/>
             <wp:cNvGraphicFramePr>
@@ -1980,7 +1980,7 @@
                   <pic:spPr bwMode="auto">
                     <a:xfrm>
                       <a:off x="0" y="0"/>
-                      <a:ext cx="4095750" cy="1257300"/>
+                      <a:ext cx="4095750" cy="1090402"/>
                     </a:xfrm>
                     <a:prstGeom prst="rect">
                       <a:avLst/>
@@ -2016,7 +2016,7 @@
       <w:r>
         <w:drawing>
           <wp:inline distT="0" distB="0" distL="0" distR="0">
-            <wp:extent cx="4095750" cy="1038225"/>
+            <wp:extent cx="4095750" cy="886290"/>
             <wp:effectExtent t="0" r="0" b="0" l="0"/>
             <wp:docPr id="13" name=""/>
             <wp:cNvGraphicFramePr>
@@ -2041,7 +2041,7 @@
                   <pic:spPr bwMode="auto">
                     <a:xfrm>
                       <a:off x="0" y="0"/>
-                      <a:ext cx="4095750" cy="1038225"/>
+                      <a:ext cx="4095750" cy="886290"/>
                     </a:xfrm>
                     <a:prstGeom prst="rect">
                       <a:avLst/>
@@ -2458,7 +2458,7 @@
       <w:r>
         <w:drawing>
           <wp:inline distT="0" distB="0" distL="0" distR="0">
-            <wp:extent cx="4095750" cy="2886075"/>
+            <wp:extent cx="4095750" cy="2767469"/>
             <wp:effectExtent t="0" r="0" b="0" l="0"/>
             <wp:docPr id="14" name=""/>
             <wp:cNvGraphicFramePr>
@@ -2483,7 +2483,7 @@
                   <pic:spPr bwMode="auto">
                     <a:xfrm>
                       <a:off x="0" y="0"/>
-                      <a:ext cx="4095750" cy="2886075"/>
+                      <a:ext cx="4095750" cy="2767469"/>
                     </a:xfrm>
                     <a:prstGeom prst="rect">
                       <a:avLst/>
@@ -2519,7 +2519,7 @@
       <w:r>
         <w:drawing>
           <wp:inline distT="0" distB="0" distL="0" distR="0">
-            <wp:extent cx="4095750" cy="1819275"/>
+            <wp:extent cx="4095750" cy="1694096"/>
             <wp:effectExtent t="0" r="0" b="0" l="0"/>
             <wp:docPr id="15" name=""/>
             <wp:cNvGraphicFramePr>
@@ -2544,7 +2544,7 @@
                   <pic:spPr bwMode="auto">
                     <a:xfrm>
                       <a:off x="0" y="0"/>
-                      <a:ext cx="4095750" cy="1819275"/>
+                      <a:ext cx="4095750" cy="1694096"/>
                     </a:xfrm>
                     <a:prstGeom prst="rect">
                       <a:avLst/>
@@ -2806,7 +2806,7 @@
       <w:r>
         <w:drawing>
           <wp:inline distT="0" distB="0" distL="0" distR="0">
-            <wp:extent cx="4095750" cy="400050"/>
+            <wp:extent cx="4095750" cy="315532"/>
             <wp:effectExtent t="0" r="0" b="0" l="0"/>
             <wp:docPr id="16" name=""/>
             <wp:cNvGraphicFramePr>
@@ -2831,7 +2831,7 @@
                   <pic:spPr bwMode="auto">
                     <a:xfrm>
                       <a:off x="0" y="0"/>
-                      <a:ext cx="4095750" cy="400050"/>
+                      <a:ext cx="4095750" cy="315532"/>
                     </a:xfrm>
                     <a:prstGeom prst="rect">
                       <a:avLst/>
@@ -2931,7 +2931,7 @@
       <w:r>
         <w:drawing>
           <wp:inline distT="0" distB="0" distL="0" distR="0">
-            <wp:extent cx="4095750" cy="1362075"/>
+            <wp:extent cx="4095750" cy="1245989"/>
             <wp:effectExtent t="0" r="0" b="0" l="0"/>
             <wp:docPr id="17" name=""/>
             <wp:cNvGraphicFramePr>
@@ -2956,7 +2956,7 @@
                   <pic:spPr bwMode="auto">
                     <a:xfrm>
                       <a:off x="0" y="0"/>
-                      <a:ext cx="4095750" cy="1362075"/>
+                      <a:ext cx="4095750" cy="1245989"/>
                     </a:xfrm>
                     <a:prstGeom prst="rect">
                       <a:avLst/>
